--- a/Outputs/02_Observers.docx
+++ b/Outputs/02_Observers.docx
@@ -244,7 +244,7 @@
                 <w:szCs w:val="22"/>
                 <w:color w:val="000000"/>
               </w:rPr>
-              <w:t xml:space="preserve">506</w:t>
+              <w:t xml:space="preserve">772</w:t>
             </w:r>
           </w:p>
         </w:tc>
@@ -304,7 +304,7 @@
                 <w:szCs w:val="22"/>
                 <w:color w:val="000000"/>
               </w:rPr>
-              <w:t xml:space="preserve">Beneš Jiří</w:t>
+              <w:t xml:space="preserve">Tájek Přemysl</w:t>
             </w:r>
           </w:p>
         </w:tc>
@@ -358,7 +358,7 @@
                 <w:szCs w:val="22"/>
                 <w:color w:val="000000"/>
               </w:rPr>
-              <w:t xml:space="preserve">321</w:t>
+              <w:t xml:space="preserve">342</w:t>
             </w:r>
           </w:p>
         </w:tc>
@@ -418,7 +418,7 @@
                 <w:szCs w:val="22"/>
                 <w:color w:val="000000"/>
               </w:rPr>
-              <w:t xml:space="preserve">Tájek Přemysl</w:t>
+              <w:t xml:space="preserve">Beneš Jiří</w:t>
             </w:r>
           </w:p>
         </w:tc>
@@ -472,7 +472,7 @@
                 <w:szCs w:val="22"/>
                 <w:color w:val="000000"/>
               </w:rPr>
-              <w:t xml:space="preserve">275</w:t>
+              <w:t xml:space="preserve">339</w:t>
             </w:r>
           </w:p>
         </w:tc>
@@ -586,7 +586,7 @@
                 <w:szCs w:val="22"/>
                 <w:color w:val="000000"/>
               </w:rPr>
-              <w:t xml:space="preserve">243</w:t>
+              <w:t xml:space="preserve">299</w:t>
             </w:r>
           </w:p>
         </w:tc>
@@ -646,7 +646,7 @@
                 <w:szCs w:val="22"/>
                 <w:color w:val="000000"/>
               </w:rPr>
-              <w:t xml:space="preserve">Hrnčíř Jan</w:t>
+              <w:t xml:space="preserve">Waldhauser Martin</w:t>
             </w:r>
           </w:p>
         </w:tc>
@@ -700,7 +700,7 @@
                 <w:szCs w:val="22"/>
                 <w:color w:val="000000"/>
               </w:rPr>
-              <w:t xml:space="preserve">158</w:t>
+              <w:t xml:space="preserve">202</w:t>
             </w:r>
           </w:p>
         </w:tc>
@@ -760,7 +760,7 @@
                 <w:szCs w:val="22"/>
                 <w:color w:val="000000"/>
               </w:rPr>
-              <w:t xml:space="preserve">Waldhauser Martin</w:t>
+              <w:t xml:space="preserve">Fišer Marek</w:t>
             </w:r>
           </w:p>
         </w:tc>
@@ -814,7 +814,7 @@
                 <w:szCs w:val="22"/>
                 <w:color w:val="000000"/>
               </w:rPr>
-              <w:t xml:space="preserve">150</w:t>
+              <w:t xml:space="preserve">192</w:t>
             </w:r>
           </w:p>
         </w:tc>
@@ -928,7 +928,7 @@
                 <w:szCs w:val="22"/>
                 <w:color w:val="000000"/>
               </w:rPr>
-              <w:t xml:space="preserve">150</w:t>
+              <w:t xml:space="preserve">182</w:t>
             </w:r>
           </w:p>
         </w:tc>
@@ -988,7 +988,7 @@
                 <w:szCs w:val="22"/>
                 <w:color w:val="000000"/>
               </w:rPr>
-              <w:t xml:space="preserve">Fišer Marek</w:t>
+              <w:t xml:space="preserve">Hrnčíř Jan</w:t>
             </w:r>
           </w:p>
         </w:tc>
@@ -1042,7 +1042,7 @@
                 <w:szCs w:val="22"/>
                 <w:color w:val="000000"/>
               </w:rPr>
-              <w:t xml:space="preserve">137</w:t>
+              <w:t xml:space="preserve">160</w:t>
             </w:r>
           </w:p>
         </w:tc>
@@ -1156,7 +1156,7 @@
                 <w:szCs w:val="22"/>
                 <w:color w:val="000000"/>
               </w:rPr>
-              <w:t xml:space="preserve">132</w:t>
+              <w:t xml:space="preserve">149</w:t>
             </w:r>
           </w:p>
         </w:tc>
@@ -1270,7 +1270,7 @@
                 <w:szCs w:val="22"/>
                 <w:color w:val="000000"/>
               </w:rPr>
-              <w:t xml:space="preserve">127</w:t>
+              <w:t xml:space="preserve">128</w:t>
             </w:r>
           </w:p>
         </w:tc>
@@ -1330,7 +1330,7 @@
                 <w:szCs w:val="22"/>
                 <w:color w:val="000000"/>
               </w:rPr>
-              <w:t xml:space="preserve">Valda Slávek</w:t>
+              <w:t xml:space="preserve">Luka Václav</w:t>
             </w:r>
           </w:p>
         </w:tc>
@@ -1384,7 +1384,7 @@
                 <w:szCs w:val="22"/>
                 <w:color w:val="000000"/>
               </w:rPr>
-              <w:t xml:space="preserve">117</w:t>
+              <w:t xml:space="preserve">127</w:t>
             </w:r>
           </w:p>
         </w:tc>
@@ -1444,7 +1444,7 @@
                 <w:szCs w:val="22"/>
                 <w:color w:val="000000"/>
               </w:rPr>
-              <w:t xml:space="preserve">Skála Jiří</w:t>
+              <w:t xml:space="preserve">Valda Slávek</w:t>
             </w:r>
           </w:p>
         </w:tc>
@@ -1498,7 +1498,7 @@
                 <w:szCs w:val="22"/>
                 <w:color w:val="000000"/>
               </w:rPr>
-              <w:t xml:space="preserve">104</w:t>
+              <w:t xml:space="preserve">119</w:t>
             </w:r>
           </w:p>
         </w:tc>
@@ -1612,7 +1612,7 @@
                 <w:szCs w:val="22"/>
                 <w:color w:val="000000"/>
               </w:rPr>
-              <w:t xml:space="preserve">92</w:t>
+              <w:t xml:space="preserve">105</w:t>
             </w:r>
           </w:p>
         </w:tc>
@@ -1672,7 +1672,7 @@
                 <w:szCs w:val="22"/>
                 <w:color w:val="000000"/>
               </w:rPr>
-              <w:t xml:space="preserve">Janák Radek</w:t>
+              <w:t xml:space="preserve">Skála Jiří</w:t>
             </w:r>
           </w:p>
         </w:tc>
@@ -1726,7 +1726,7 @@
                 <w:szCs w:val="22"/>
                 <w:color w:val="000000"/>
               </w:rPr>
-              <w:t xml:space="preserve">86</w:t>
+              <w:t xml:space="preserve">104</w:t>
             </w:r>
           </w:p>
         </w:tc>
@@ -1840,7 +1840,7 @@
                 <w:szCs w:val="22"/>
                 <w:color w:val="000000"/>
               </w:rPr>
-              <w:t xml:space="preserve">77</w:t>
+              <w:t xml:space="preserve">88</w:t>
             </w:r>
           </w:p>
         </w:tc>
@@ -1900,7 +1900,7 @@
                 <w:szCs w:val="22"/>
                 <w:color w:val="000000"/>
               </w:rPr>
-              <w:t xml:space="preserve">Klimešová Kateřina</w:t>
+              <w:t xml:space="preserve">Janák Radek</w:t>
             </w:r>
           </w:p>
         </w:tc>
@@ -1954,7 +1954,7 @@
                 <w:szCs w:val="22"/>
                 <w:color w:val="000000"/>
               </w:rPr>
-              <w:t xml:space="preserve">77</w:t>
+              <w:t xml:space="preserve">86</w:t>
             </w:r>
           </w:p>
         </w:tc>
@@ -2014,7 +2014,7 @@
                 <w:szCs w:val="22"/>
                 <w:color w:val="000000"/>
               </w:rPr>
-              <w:t xml:space="preserve">Luka Václav</w:t>
+              <w:t xml:space="preserve">Klimešová Kateřina</w:t>
             </w:r>
           </w:p>
         </w:tc>
@@ -2068,7 +2068,7 @@
                 <w:szCs w:val="22"/>
                 <w:color w:val="000000"/>
               </w:rPr>
-              <w:t xml:space="preserve">73</w:t>
+              <w:t xml:space="preserve">83</w:t>
             </w:r>
           </w:p>
         </w:tc>
@@ -2296,7 +2296,7 @@
                 <w:szCs w:val="22"/>
                 <w:color w:val="000000"/>
               </w:rPr>
-              <w:t xml:space="preserve">69</w:t>
+              <w:t xml:space="preserve">70</w:t>
             </w:r>
           </w:p>
         </w:tc>
@@ -2524,7 +2524,7 @@
                 <w:szCs w:val="22"/>
                 <w:color w:val="000000"/>
               </w:rPr>
-              <w:t xml:space="preserve">51</w:t>
+              <w:t xml:space="preserve">58</w:t>
             </w:r>
           </w:p>
         </w:tc>
@@ -2638,7 +2638,7 @@
                 <w:szCs w:val="22"/>
                 <w:color w:val="000000"/>
               </w:rPr>
-              <w:t xml:space="preserve">50</w:t>
+              <w:t xml:space="preserve">56</w:t>
             </w:r>
           </w:p>
         </w:tc>
@@ -2698,7 +2698,7 @@
                 <w:szCs w:val="22"/>
                 <w:color w:val="000000"/>
               </w:rPr>
-              <w:t xml:space="preserve">Jan Hrnčíř</w:t>
+              <w:t xml:space="preserve">Zapletal Michal</w:t>
             </w:r>
           </w:p>
         </w:tc>
@@ -2752,7 +2752,7 @@
                 <w:szCs w:val="22"/>
                 <w:color w:val="000000"/>
               </w:rPr>
-              <w:t xml:space="preserve">47</w:t>
+              <w:t xml:space="preserve">55</w:t>
             </w:r>
           </w:p>
         </w:tc>
@@ -2812,7 +2812,7 @@
                 <w:szCs w:val="22"/>
                 <w:color w:val="000000"/>
               </w:rPr>
-              <w:t xml:space="preserve">Zapletal Michal</w:t>
+              <w:t xml:space="preserve">Machač Ondřej</w:t>
             </w:r>
           </w:p>
         </w:tc>
@@ -2866,7 +2866,7 @@
                 <w:szCs w:val="22"/>
                 <w:color w:val="000000"/>
               </w:rPr>
-              <w:t xml:space="preserve">47</w:t>
+              <w:t xml:space="preserve">53</w:t>
             </w:r>
           </w:p>
         </w:tc>
@@ -2980,7 +2980,7 @@
                 <w:szCs w:val="22"/>
                 <w:color w:val="000000"/>
               </w:rPr>
-              <w:t xml:space="preserve">38</w:t>
+              <w:t xml:space="preserve">51</w:t>
             </w:r>
           </w:p>
         </w:tc>
@@ -3040,7 +3040,7 @@
                 <w:szCs w:val="22"/>
                 <w:color w:val="000000"/>
               </w:rPr>
-              <w:t xml:space="preserve">Vrabel Michal</w:t>
+              <w:t xml:space="preserve">Jan Hrnčíř</w:t>
             </w:r>
           </w:p>
         </w:tc>
@@ -3094,7 +3094,7 @@
                 <w:szCs w:val="22"/>
                 <w:color w:val="000000"/>
               </w:rPr>
-              <w:t xml:space="preserve">35</w:t>
+              <w:t xml:space="preserve">47</w:t>
             </w:r>
           </w:p>
         </w:tc>
@@ -3208,7 +3208,7 @@
                 <w:szCs w:val="22"/>
                 <w:color w:val="000000"/>
               </w:rPr>
-              <w:t xml:space="preserve">28</w:t>
+              <w:t xml:space="preserve">36</w:t>
             </w:r>
           </w:p>
         </w:tc>
@@ -3268,7 +3268,7 @@
                 <w:szCs w:val="22"/>
                 <w:color w:val="000000"/>
               </w:rPr>
-              <w:t xml:space="preserve">Machač Ondřej</w:t>
+              <w:t xml:space="preserve">Vrabel Michal</w:t>
             </w:r>
           </w:p>
         </w:tc>
@@ -3322,7 +3322,7 @@
                 <w:szCs w:val="22"/>
                 <w:color w:val="000000"/>
               </w:rPr>
-              <w:t xml:space="preserve">27</w:t>
+              <w:t xml:space="preserve">35</w:t>
             </w:r>
           </w:p>
         </w:tc>
@@ -3382,7 +3382,7 @@
                 <w:szCs w:val="22"/>
                 <w:color w:val="000000"/>
               </w:rPr>
-              <w:t xml:space="preserve">Antonín Krása</w:t>
+              <w:t xml:space="preserve">Pavlíčko Alois</w:t>
             </w:r>
           </w:p>
         </w:tc>
@@ -3436,7 +3436,7 @@
                 <w:szCs w:val="22"/>
                 <w:color w:val="000000"/>
               </w:rPr>
-              <w:t xml:space="preserve">26</w:t>
+              <w:t xml:space="preserve">33</w:t>
             </w:r>
           </w:p>
         </w:tc>
@@ -3496,7 +3496,7 @@
                 <w:szCs w:val="22"/>
                 <w:color w:val="000000"/>
               </w:rPr>
-              <w:t xml:space="preserve">Pavlíčko Alois</w:t>
+              <w:t xml:space="preserve">Feřtová Jitka</w:t>
             </w:r>
           </w:p>
         </w:tc>
@@ -3550,7 +3550,7 @@
                 <w:szCs w:val="22"/>
                 <w:color w:val="000000"/>
               </w:rPr>
-              <w:t xml:space="preserve">25</w:t>
+              <w:t xml:space="preserve">28</w:t>
             </w:r>
           </w:p>
         </w:tc>
@@ -3610,7 +3610,7 @@
                 <w:szCs w:val="22"/>
                 <w:color w:val="000000"/>
               </w:rPr>
-              <w:t xml:space="preserve">Thomas Jiří</w:t>
+              <w:t xml:space="preserve">Antonín Krása</w:t>
             </w:r>
           </w:p>
         </w:tc>
@@ -3664,7 +3664,7 @@
                 <w:szCs w:val="22"/>
                 <w:color w:val="000000"/>
               </w:rPr>
-              <w:t xml:space="preserve">24</w:t>
+              <w:t xml:space="preserve">26</w:t>
             </w:r>
           </w:p>
         </w:tc>
@@ -3724,7 +3724,7 @@
                 <w:szCs w:val="22"/>
                 <w:color w:val="000000"/>
               </w:rPr>
-              <w:t xml:space="preserve">Feřtová Jitka</w:t>
+              <w:t xml:space="preserve">Vladimir Hula</w:t>
             </w:r>
           </w:p>
         </w:tc>
@@ -3778,7 +3778,7 @@
                 <w:szCs w:val="22"/>
                 <w:color w:val="000000"/>
               </w:rPr>
-              <w:t xml:space="preserve">21</w:t>
+              <w:t xml:space="preserve">26</w:t>
             </w:r>
           </w:p>
         </w:tc>
@@ -3838,7 +3838,7 @@
                 <w:szCs w:val="22"/>
                 <w:color w:val="000000"/>
               </w:rPr>
-              <w:t xml:space="preserve">Petr Mückstein RNDr.</w:t>
+              <w:t xml:space="preserve">Thomas Jiří</w:t>
             </w:r>
           </w:p>
         </w:tc>
@@ -3892,7 +3892,7 @@
                 <w:szCs w:val="22"/>
                 <w:color w:val="000000"/>
               </w:rPr>
-              <w:t xml:space="preserve">21</w:t>
+              <w:t xml:space="preserve">24</w:t>
             </w:r>
           </w:p>
         </w:tc>
@@ -3952,7 +3952,7 @@
                 <w:szCs w:val="22"/>
                 <w:color w:val="000000"/>
               </w:rPr>
-              <w:t xml:space="preserve">Krása Antonín</w:t>
+              <w:t xml:space="preserve">Hanč Zdeněk</w:t>
             </w:r>
           </w:p>
         </w:tc>
@@ -4006,7 +4006,7 @@
                 <w:szCs w:val="22"/>
                 <w:color w:val="000000"/>
               </w:rPr>
-              <w:t xml:space="preserve">19</w:t>
+              <w:t xml:space="preserve">22</w:t>
             </w:r>
           </w:p>
         </w:tc>
@@ -4066,7 +4066,7 @@
                 <w:szCs w:val="22"/>
                 <w:color w:val="000000"/>
               </w:rPr>
-              <w:t xml:space="preserve">Pokorný Jiří</w:t>
+              <w:t xml:space="preserve">Petr Mückstein RNDr.</w:t>
             </w:r>
           </w:p>
         </w:tc>
@@ -4120,7 +4120,7 @@
                 <w:szCs w:val="22"/>
                 <w:color w:val="000000"/>
               </w:rPr>
-              <w:t xml:space="preserve">19</w:t>
+              <w:t xml:space="preserve">22</w:t>
             </w:r>
           </w:p>
         </w:tc>
@@ -4180,7 +4180,7 @@
                 <w:szCs w:val="22"/>
                 <w:color w:val="000000"/>
               </w:rPr>
-              <w:t xml:space="preserve">Vladimir Hula</w:t>
+              <w:t xml:space="preserve">Krása Antonín</w:t>
             </w:r>
           </w:p>
         </w:tc>
@@ -4234,7 +4234,7 @@
                 <w:szCs w:val="22"/>
                 <w:color w:val="000000"/>
               </w:rPr>
-              <w:t xml:space="preserve">19</w:t>
+              <w:t xml:space="preserve">21</w:t>
             </w:r>
           </w:p>
         </w:tc>
@@ -4294,7 +4294,7 @@
                 <w:szCs w:val="22"/>
                 <w:color w:val="000000"/>
               </w:rPr>
-              <w:t xml:space="preserve">Hanč Zdeněk</w:t>
+              <w:t xml:space="preserve">Pokorný Jiří</w:t>
             </w:r>
           </w:p>
         </w:tc>
@@ -4348,7 +4348,7 @@
                 <w:szCs w:val="22"/>
                 <w:color w:val="000000"/>
               </w:rPr>
-              <w:t xml:space="preserve">18</w:t>
+              <w:t xml:space="preserve">19</w:t>
             </w:r>
           </w:p>
         </w:tc>
@@ -4408,7 +4408,7 @@
                 <w:szCs w:val="22"/>
                 <w:color w:val="000000"/>
               </w:rPr>
-              <w:t xml:space="preserve">Jiří Pokorný</w:t>
+              <w:t xml:space="preserve">Čejka Jakub</w:t>
             </w:r>
           </w:p>
         </w:tc>
@@ -4462,7 +4462,7 @@
                 <w:szCs w:val="22"/>
                 <w:color w:val="000000"/>
               </w:rPr>
-              <w:t xml:space="preserve">15</w:t>
+              <w:t xml:space="preserve">19</w:t>
             </w:r>
           </w:p>
         </w:tc>
@@ -4522,7 +4522,7 @@
                 <w:szCs w:val="22"/>
                 <w:color w:val="000000"/>
               </w:rPr>
-              <w:t xml:space="preserve">Kopeček František</w:t>
+              <w:t xml:space="preserve">Zdeněk Faltýnek Fric</w:t>
             </w:r>
           </w:p>
         </w:tc>
@@ -4576,7 +4576,7 @@
                 <w:szCs w:val="22"/>
                 <w:color w:val="000000"/>
               </w:rPr>
-              <w:t xml:space="preserve">13</w:t>
+              <w:t xml:space="preserve">17</w:t>
             </w:r>
           </w:p>
         </w:tc>
@@ -4636,7 +4636,7 @@
                 <w:szCs w:val="22"/>
                 <w:color w:val="000000"/>
               </w:rPr>
-              <w:t xml:space="preserve">Vlašánek Petr</w:t>
+              <w:t xml:space="preserve">Jiří Pokorný</w:t>
             </w:r>
           </w:p>
         </w:tc>
@@ -4690,7 +4690,7 @@
                 <w:szCs w:val="22"/>
                 <w:color w:val="000000"/>
               </w:rPr>
-              <w:t xml:space="preserve">13</w:t>
+              <w:t xml:space="preserve">15</w:t>
             </w:r>
           </w:p>
         </w:tc>
@@ -4750,7 +4750,7 @@
                 <w:szCs w:val="22"/>
                 <w:color w:val="000000"/>
               </w:rPr>
-              <w:t xml:space="preserve">Vrba Pavel</w:t>
+              <w:t xml:space="preserve">Kopeček František</w:t>
             </w:r>
           </w:p>
         </w:tc>
@@ -4804,7 +4804,7 @@
                 <w:szCs w:val="22"/>
                 <w:color w:val="000000"/>
               </w:rPr>
-              <w:t xml:space="preserve">13</w:t>
+              <w:t xml:space="preserve">14</w:t>
             </w:r>
           </w:p>
         </w:tc>
@@ -4864,7 +4864,7 @@
                 <w:szCs w:val="22"/>
                 <w:color w:val="000000"/>
               </w:rPr>
-              <w:t xml:space="preserve">Čejka Jakub</w:t>
+              <w:t xml:space="preserve">Vlašánek Petr</w:t>
             </w:r>
           </w:p>
         </w:tc>
@@ -4978,7 +4978,7 @@
                 <w:szCs w:val="22"/>
                 <w:color w:val="000000"/>
               </w:rPr>
-              <w:t xml:space="preserve">Přemysl Tájek</w:t>
+              <w:t xml:space="preserve">Vrba Pavel</w:t>
             </w:r>
           </w:p>
         </w:tc>
@@ -5032,7 +5032,7 @@
                 <w:szCs w:val="22"/>
                 <w:color w:val="000000"/>
               </w:rPr>
-              <w:t xml:space="preserve">11</w:t>
+              <w:t xml:space="preserve">13</w:t>
             </w:r>
           </w:p>
         </w:tc>
@@ -5092,7 +5092,7 @@
                 <w:szCs w:val="22"/>
                 <w:color w:val="000000"/>
               </w:rPr>
-              <w:t xml:space="preserve">Pavla Tájková</w:t>
+              <w:t xml:space="preserve">Mückstein Petr</w:t>
             </w:r>
           </w:p>
         </w:tc>
@@ -5146,7 +5146,7 @@
                 <w:szCs w:val="22"/>
                 <w:color w:val="000000"/>
               </w:rPr>
-              <w:t xml:space="preserve">10</w:t>
+              <w:t xml:space="preserve">11</w:t>
             </w:r>
           </w:p>
         </w:tc>
@@ -5206,7 +5206,7 @@
                 <w:szCs w:val="22"/>
                 <w:color w:val="000000"/>
               </w:rPr>
-              <w:t xml:space="preserve">Petr Máslo</w:t>
+              <w:t xml:space="preserve">Přemysl Tájek</w:t>
             </w:r>
           </w:p>
         </w:tc>
@@ -5260,7 +5260,7 @@
                 <w:szCs w:val="22"/>
                 <w:color w:val="000000"/>
               </w:rPr>
-              <w:t xml:space="preserve">10</w:t>
+              <w:t xml:space="preserve">11</w:t>
             </w:r>
           </w:p>
         </w:tc>
@@ -5320,7 +5320,7 @@
                 <w:szCs w:val="22"/>
                 <w:color w:val="000000"/>
               </w:rPr>
-              <w:t xml:space="preserve">Mückstein Petr</w:t>
+              <w:t xml:space="preserve">Darebník Jiří</w:t>
             </w:r>
           </w:p>
         </w:tc>
@@ -5374,7 +5374,7 @@
                 <w:szCs w:val="22"/>
                 <w:color w:val="000000"/>
               </w:rPr>
-              <w:t xml:space="preserve">9</w:t>
+              <w:t xml:space="preserve">10</w:t>
             </w:r>
           </w:p>
         </w:tc>
@@ -5434,7 +5434,7 @@
                 <w:szCs w:val="22"/>
                 <w:color w:val="000000"/>
               </w:rPr>
-              <w:t xml:space="preserve">Zdeněk Faltýnek Fric</w:t>
+              <w:t xml:space="preserve">Pavla Tájková</w:t>
             </w:r>
           </w:p>
         </w:tc>
@@ -5488,7 +5488,7 @@
                 <w:szCs w:val="22"/>
                 <w:color w:val="000000"/>
               </w:rPr>
-              <w:t xml:space="preserve">9</w:t>
+              <w:t xml:space="preserve">10</w:t>
             </w:r>
           </w:p>
         </w:tc>
@@ -5548,7 +5548,7 @@
                 <w:szCs w:val="22"/>
                 <w:color w:val="000000"/>
               </w:rPr>
-              <w:t xml:space="preserve">Vicherek Petr</w:t>
+              <w:t xml:space="preserve">Petr Máslo</w:t>
             </w:r>
           </w:p>
         </w:tc>
@@ -5602,7 +5602,7 @@
                 <w:szCs w:val="22"/>
                 <w:color w:val="000000"/>
               </w:rPr>
-              <w:t xml:space="preserve">8</w:t>
+              <w:t xml:space="preserve">10</w:t>
             </w:r>
           </w:p>
         </w:tc>
@@ -5662,7 +5662,7 @@
                 <w:szCs w:val="22"/>
                 <w:color w:val="000000"/>
               </w:rPr>
-              <w:t xml:space="preserve">Sommer David</w:t>
+              <w:t xml:space="preserve">Vladimír Hula</w:t>
             </w:r>
           </w:p>
         </w:tc>
@@ -5716,7 +5716,7 @@
                 <w:szCs w:val="22"/>
                 <w:color w:val="000000"/>
               </w:rPr>
-              <w:t xml:space="preserve">7</w:t>
+              <w:t xml:space="preserve">10</w:t>
             </w:r>
           </w:p>
         </w:tc>
@@ -5776,7 +5776,7 @@
                 <w:szCs w:val="22"/>
                 <w:color w:val="000000"/>
               </w:rPr>
-              <w:t xml:space="preserve">Vladimír Hula</w:t>
+              <w:t xml:space="preserve">martin.slepica</w:t>
             </w:r>
           </w:p>
         </w:tc>
@@ -5830,7 +5830,7 @@
                 <w:szCs w:val="22"/>
                 <w:color w:val="000000"/>
               </w:rPr>
-              <w:t xml:space="preserve">7</w:t>
+              <w:t xml:space="preserve">10</w:t>
             </w:r>
           </w:p>
         </w:tc>
@@ -5890,7 +5890,7 @@
                 <w:szCs w:val="22"/>
                 <w:color w:val="000000"/>
               </w:rPr>
-              <w:t xml:space="preserve">martin.slepica</w:t>
+              <w:t xml:space="preserve">Jaroslava Hančová</w:t>
             </w:r>
           </w:p>
         </w:tc>
@@ -5944,7 +5944,7 @@
                 <w:szCs w:val="22"/>
                 <w:color w:val="000000"/>
               </w:rPr>
-              <w:t xml:space="preserve">7</w:t>
+              <w:t xml:space="preserve">8</w:t>
             </w:r>
           </w:p>
         </w:tc>
@@ -6004,7 +6004,7 @@
                 <w:szCs w:val="22"/>
                 <w:color w:val="000000"/>
               </w:rPr>
-              <w:t xml:space="preserve">Darebník Jiří</w:t>
+              <w:t xml:space="preserve">Vicherek Petr</w:t>
             </w:r>
           </w:p>
         </w:tc>
@@ -6058,7 +6058,7 @@
                 <w:szCs w:val="22"/>
                 <w:color w:val="000000"/>
               </w:rPr>
-              <w:t xml:space="preserve">5</w:t>
+              <w:t xml:space="preserve">8</w:t>
             </w:r>
           </w:p>
         </w:tc>
@@ -6118,7 +6118,7 @@
                 <w:szCs w:val="22"/>
                 <w:color w:val="000000"/>
               </w:rPr>
-              <w:t xml:space="preserve">Hejda Radek</w:t>
+              <w:t xml:space="preserve">Sommer David</w:t>
             </w:r>
           </w:p>
         </w:tc>
@@ -6172,7 +6172,7 @@
                 <w:szCs w:val="22"/>
                 <w:color w:val="000000"/>
               </w:rPr>
-              <w:t xml:space="preserve">5</w:t>
+              <w:t xml:space="preserve">7</w:t>
             </w:r>
           </w:p>
         </w:tc>
@@ -6232,7 +6232,7 @@
                 <w:szCs w:val="22"/>
                 <w:color w:val="000000"/>
               </w:rPr>
-              <w:t xml:space="preserve">Jaroslava Hančová</w:t>
+              <w:t xml:space="preserve">Hejda Radek</w:t>
             </w:r>
           </w:p>
         </w:tc>
@@ -6460,7 +6460,7 @@
                 <w:szCs w:val="22"/>
                 <w:color w:val="000000"/>
               </w:rPr>
-              <w:t xml:space="preserve">Lucie Hrůzová</w:t>
+              <w:t xml:space="preserve">jonas.gaigr</w:t>
             </w:r>
           </w:p>
         </w:tc>
@@ -6514,7 +6514,7 @@
                 <w:szCs w:val="22"/>
                 <w:color w:val="000000"/>
               </w:rPr>
-              <w:t xml:space="preserve">4</w:t>
+              <w:t xml:space="preserve">5</w:t>
             </w:r>
           </w:p>
         </w:tc>
@@ -6574,7 +6574,7 @@
                 <w:szCs w:val="22"/>
                 <w:color w:val="000000"/>
               </w:rPr>
-              <w:t xml:space="preserve">Michal Vrabel</w:t>
+              <w:t xml:space="preserve">Gaigr Jonáš</w:t>
             </w:r>
           </w:p>
         </w:tc>
@@ -6688,7 +6688,7 @@
                 <w:szCs w:val="22"/>
                 <w:color w:val="000000"/>
               </w:rPr>
-              <w:t xml:space="preserve">jonas.gaigr</w:t>
+              <w:t xml:space="preserve">Lucie Hrůzová</w:t>
             </w:r>
           </w:p>
         </w:tc>
@@ -6802,7 +6802,7 @@
                 <w:szCs w:val="22"/>
                 <w:color w:val="000000"/>
               </w:rPr>
-              <w:t xml:space="preserve">michal.forejt</w:t>
+              <w:t xml:space="preserve">Michal Vrabel</w:t>
             </w:r>
           </w:p>
         </w:tc>
@@ -6856,7 +6856,7 @@
                 <w:szCs w:val="22"/>
                 <w:color w:val="000000"/>
               </w:rPr>
-              <w:t xml:space="preserve">3</w:t>
+              <w:t xml:space="preserve">4</w:t>
             </w:r>
           </w:p>
         </w:tc>
@@ -6916,7 +6916,7 @@
                 <w:szCs w:val="22"/>
                 <w:color w:val="000000"/>
               </w:rPr>
-              <w:t xml:space="preserve">Adam Otomar</w:t>
+              <w:t xml:space="preserve">michal.forejt</w:t>
             </w:r>
           </w:p>
         </w:tc>
@@ -6970,7 +6970,7 @@
                 <w:szCs w:val="22"/>
                 <w:color w:val="000000"/>
               </w:rPr>
-              <w:t xml:space="preserve">2</w:t>
+              <w:t xml:space="preserve">4</w:t>
             </w:r>
           </w:p>
         </w:tc>
@@ -7030,7 +7030,7 @@
                 <w:szCs w:val="22"/>
                 <w:color w:val="000000"/>
               </w:rPr>
-              <w:t xml:space="preserve">Gaigr Jonáš</w:t>
+              <w:t xml:space="preserve">Hula Vladimír</w:t>
             </w:r>
           </w:p>
         </w:tc>
@@ -7084,7 +7084,7 @@
                 <w:szCs w:val="22"/>
                 <w:color w:val="000000"/>
               </w:rPr>
-              <w:t xml:space="preserve">2</w:t>
+              <w:t xml:space="preserve">3</w:t>
             </w:r>
           </w:p>
         </w:tc>
@@ -7144,7 +7144,7 @@
                 <w:szCs w:val="22"/>
                 <w:color w:val="000000"/>
               </w:rPr>
-              <w:t xml:space="preserve">Hrůzová Lucie</w:t>
+              <w:t xml:space="preserve">Adam Otomar</w:t>
             </w:r>
           </w:p>
         </w:tc>
@@ -7258,7 +7258,7 @@
                 <w:szCs w:val="22"/>
                 <w:color w:val="000000"/>
               </w:rPr>
-              <w:t xml:space="preserve">Hula Vladimír</w:t>
+              <w:t xml:space="preserve">Hančová Jaroslava</w:t>
             </w:r>
           </w:p>
         </w:tc>
@@ -7372,7 +7372,7 @@
                 <w:szCs w:val="22"/>
                 <w:color w:val="000000"/>
               </w:rPr>
-              <w:t xml:space="preserve">Irena Klečková</w:t>
+              <w:t xml:space="preserve">Hrůzová Lucie</w:t>
             </w:r>
           </w:p>
         </w:tc>
@@ -7486,7 +7486,7 @@
                 <w:szCs w:val="22"/>
                 <w:color w:val="000000"/>
               </w:rPr>
-              <w:t xml:space="preserve">Juřica Jan</w:t>
+              <w:t xml:space="preserve">Irena Klečková</w:t>
             </w:r>
           </w:p>
         </w:tc>
@@ -7600,7 +7600,7 @@
                 <w:szCs w:val="22"/>
                 <w:color w:val="000000"/>
               </w:rPr>
-              <w:t xml:space="preserve">Michal Zapletal</w:t>
+              <w:t xml:space="preserve">Juřica Jan</w:t>
             </w:r>
           </w:p>
         </w:tc>
@@ -7714,7 +7714,7 @@
                 <w:szCs w:val="22"/>
                 <w:color w:val="000000"/>
               </w:rPr>
-              <w:t xml:space="preserve">michal.vrabel</w:t>
+              <w:t xml:space="preserve">Michal Zapletal</w:t>
             </w:r>
           </w:p>
         </w:tc>
@@ -7828,7 +7828,7 @@
                 <w:szCs w:val="22"/>
                 <w:color w:val="000000"/>
               </w:rPr>
-              <w:t xml:space="preserve">pavla.tajkova</w:t>
+              <w:t xml:space="preserve">Trávníčková Veronika</w:t>
             </w:r>
           </w:p>
         </w:tc>
@@ -7942,7 +7942,7 @@
                 <w:szCs w:val="22"/>
                 <w:color w:val="000000"/>
               </w:rPr>
-              <w:t xml:space="preserve">Binter Tomáš</w:t>
+              <w:t xml:space="preserve">michal.vrabel</w:t>
             </w:r>
           </w:p>
         </w:tc>
@@ -7996,7 +7996,7 @@
                 <w:szCs w:val="22"/>
                 <w:color w:val="000000"/>
               </w:rPr>
-              <w:t xml:space="preserve">1</w:t>
+              <w:t xml:space="preserve">2</w:t>
             </w:r>
           </w:p>
         </w:tc>
@@ -8056,7 +8056,7 @@
                 <w:szCs w:val="22"/>
                 <w:color w:val="000000"/>
               </w:rPr>
-              <w:t xml:space="preserve">Dýma Martin</w:t>
+              <w:t xml:space="preserve">michal.zapletal</w:t>
             </w:r>
           </w:p>
         </w:tc>
@@ -8110,7 +8110,7 @@
                 <w:szCs w:val="22"/>
                 <w:color w:val="000000"/>
               </w:rPr>
-              <w:t xml:space="preserve">1</w:t>
+              <w:t xml:space="preserve">2</w:t>
             </w:r>
           </w:p>
         </w:tc>
@@ -8170,7 +8170,7 @@
                 <w:szCs w:val="22"/>
                 <w:color w:val="000000"/>
               </w:rPr>
-              <w:t xml:space="preserve">Hančová Jaroslava</w:t>
+              <w:t xml:space="preserve">pavla.tajkova</w:t>
             </w:r>
           </w:p>
         </w:tc>
@@ -8224,7 +8224,7 @@
                 <w:szCs w:val="22"/>
                 <w:color w:val="000000"/>
               </w:rPr>
-              <w:t xml:space="preserve">1</w:t>
+              <w:t xml:space="preserve">2</w:t>
             </w:r>
           </w:p>
         </w:tc>
@@ -8284,7 +8284,7 @@
                 <w:szCs w:val="22"/>
                 <w:color w:val="000000"/>
               </w:rPr>
-              <w:t xml:space="preserve">Jiří  Švarc</w:t>
+              <w:t xml:space="preserve">Binter Tomáš</w:t>
             </w:r>
           </w:p>
         </w:tc>
@@ -8398,7 +8398,7 @@
                 <w:szCs w:val="22"/>
                 <w:color w:val="000000"/>
               </w:rPr>
-              <w:t xml:space="preserve">Jonáš Gaigr</w:t>
+              <w:t xml:space="preserve">Dýma Martin</w:t>
             </w:r>
           </w:p>
         </w:tc>
@@ -8512,7 +8512,7 @@
                 <w:szCs w:val="22"/>
                 <w:color w:val="000000"/>
               </w:rPr>
-              <w:t xml:space="preserve">Machoňová Dominika</w:t>
+              <w:t xml:space="preserve">Jiří  Švarc</w:t>
             </w:r>
           </w:p>
         </w:tc>
@@ -8626,7 +8626,7 @@
                 <w:szCs w:val="22"/>
                 <w:color w:val="000000"/>
               </w:rPr>
-              <w:t xml:space="preserve">Trávníčková Veronika</w:t>
+              <w:t xml:space="preserve">Jonáš Gaigr</w:t>
             </w:r>
           </w:p>
         </w:tc>
@@ -8740,7 +8740,7 @@
                 <w:szCs w:val="22"/>
                 <w:color w:val="000000"/>
               </w:rPr>
-              <w:t xml:space="preserve">Tájek Přemysl, Tájková Pavla</w:t>
+              <w:t xml:space="preserve">Machoňová Dominika</w:t>
             </w:r>
           </w:p>
         </w:tc>
@@ -8854,7 +8854,7 @@
                 <w:szCs w:val="22"/>
                 <w:color w:val="000000"/>
               </w:rPr>
-              <w:t xml:space="preserve">Vrábel Michal</w:t>
+              <w:t xml:space="preserve">Tájek Přemysl, Tájková Pavla</w:t>
             </w:r>
           </w:p>
         </w:tc>
@@ -8968,7 +8968,7 @@
                 <w:szCs w:val="22"/>
                 <w:color w:val="000000"/>
               </w:rPr>
-              <w:t xml:space="preserve">jitka.fertova</w:t>
+              <w:t xml:space="preserve">Vrábel Michal</w:t>
             </w:r>
           </w:p>
         </w:tc>
@@ -9082,7 +9082,7 @@
                 <w:szCs w:val="22"/>
                 <w:color w:val="000000"/>
               </w:rPr>
-              <w:t xml:space="preserve">michal.zapletal</w:t>
+              <w:t xml:space="preserve">jitka.fertova</w:t>
             </w:r>
           </w:p>
         </w:tc>
